--- a/internal_doc/00.项目管理/01.会议纪要/例会纪要_20141208.docx
+++ b/internal_doc/00.项目管理/01.会议纪要/例会纪要_20141208.docx
@@ -112,14 +112,12 @@
             <w:pPr>
               <w:jc w:val="left"/>
             </w:pPr>
-            <w:proofErr w:type="spellStart"/>
             <w:r>
               <w:rPr>
                 <w:rFonts w:hint="eastAsia"/>
               </w:rPr>
               <w:t>SequoiaDB</w:t>
             </w:r>
-            <w:proofErr w:type="spellEnd"/>
             <w:r>
               <w:rPr>
                 <w:rFonts w:hint="eastAsia"/>
@@ -321,6 +319,42 @@
         <w:ind w:firstLineChars="50" w:firstLine="105"/>
         <w:jc w:val="left"/>
       </w:pPr>
+      <w:r>
+        <w:rPr>
+          <w:rFonts w:hint="eastAsia"/>
+        </w:rPr>
+        <w:t>[h3][g1][d3]</w:t>
+      </w:r>
+      <w:r>
+        <w:rPr>
+          <w:rFonts w:hint="eastAsia"/>
+        </w:rPr>
+        <w:t>这个测试场景最近问题比较多，需要重点关注。</w:t>
+      </w:r>
+      <w:r>
+        <w:rPr>
+          <w:rFonts w:hint="eastAsia"/>
+        </w:rPr>
+        <w:t>CI</w:t>
+      </w:r>
+      <w:r>
+        <w:rPr>
+          <w:rFonts w:hint="eastAsia"/>
+        </w:rPr>
+        <w:t>部署环境时需要考虑保存</w:t>
+      </w:r>
+      <w:r>
+        <w:rPr>
+          <w:rFonts w:hint="eastAsia"/>
+        </w:rPr>
+        <w:t>core</w:t>
+      </w:r>
+      <w:r>
+        <w:rPr>
+          <w:rFonts w:hint="eastAsia"/>
+        </w:rPr>
+        <w:t>文件。</w:t>
+      </w:r>
     </w:p>
     <w:p>
       <w:pPr>
@@ -513,7 +547,6 @@
             <w:pPr>
               <w:jc w:val="left"/>
             </w:pPr>
-            <w:proofErr w:type="spellStart"/>
             <w:r>
               <w:t>O</w:t>
             </w:r>
@@ -521,14 +554,7 @@
               <w:rPr>
                 <w:rFonts w:hint="eastAsia"/>
               </w:rPr>
-              <w:t>magent</w:t>
-            </w:r>
-            <w:proofErr w:type="spellEnd"/>
-            <w:r>
-              <w:rPr>
-                <w:rFonts w:hint="eastAsia"/>
-              </w:rPr>
-              <w:t xml:space="preserve"> </w:t>
+              <w:t xml:space="preserve">magent </w:t>
             </w:r>
             <w:r>
               <w:rPr>
@@ -536,14 +562,12 @@
               </w:rPr>
               <w:t>与</w:t>
             </w:r>
-            <w:proofErr w:type="spellStart"/>
             <w:r>
               <w:rPr>
                 <w:rFonts w:hint="eastAsia"/>
               </w:rPr>
               <w:t>omsvc</w:t>
             </w:r>
-            <w:proofErr w:type="spellEnd"/>
             <w:r>
               <w:rPr>
                 <w:rFonts w:hint="eastAsia"/>
@@ -560,16 +584,8 @@
               <w:rPr>
                 <w:rFonts w:hint="eastAsia"/>
               </w:rPr>
-              <w:t xml:space="preserve"> </w:t>
-            </w:r>
-            <w:proofErr w:type="spellStart"/>
-            <w:r>
-              <w:rPr>
-                <w:rFonts w:hint="eastAsia"/>
-              </w:rPr>
-              <w:t>omagent</w:t>
-            </w:r>
-            <w:proofErr w:type="spellEnd"/>
+              <w:t xml:space="preserve"> omagent</w:t>
+            </w:r>
             <w:r>
               <w:rPr>
                 <w:rFonts w:hint="eastAsia"/>
@@ -719,14 +735,12 @@
               </w:rPr>
               <w:t>临时</w:t>
             </w:r>
-            <w:proofErr w:type="spellStart"/>
             <w:r>
               <w:rPr>
                 <w:rFonts w:hint="eastAsia"/>
               </w:rPr>
               <w:t>Coord</w:t>
             </w:r>
-            <w:proofErr w:type="spellEnd"/>
             <w:r>
               <w:rPr>
                 <w:rFonts w:hint="eastAsia"/>
@@ -881,9 +895,6 @@
               </w:numPr>
               <w:ind w:firstLineChars="0"/>
               <w:jc w:val="left"/>
-              <w:rPr>
-                <w:rFonts w:hint="eastAsia"/>
-              </w:rPr>
             </w:pPr>
             <w:r>
               <w:t>J</w:t>
@@ -944,7 +955,6 @@
             <w:pPr>
               <w:jc w:val="left"/>
             </w:pPr>
-            <w:proofErr w:type="spellStart"/>
             <w:r>
               <w:t>Y</w:t>
             </w:r>
@@ -954,7 +964,6 @@
               </w:rPr>
               <w:t>csb</w:t>
             </w:r>
-            <w:proofErr w:type="spellEnd"/>
             <w:r>
               <w:rPr>
                 <w:rFonts w:hint="eastAsia"/>
@@ -996,7 +1005,14 @@
               <w:rPr>
                 <w:rFonts w:hint="eastAsia"/>
               </w:rPr>
-              <w:t>王文净</w:t>
+              <w:t>王</w:t>
+            </w:r>
+            <w:r>
+              <w:rPr>
+                <w:rFonts w:hint="eastAsia"/>
+              </w:rPr>
+              <w:lastRenderedPageBreak/>
+              <w:t>文净</w:t>
             </w:r>
           </w:p>
         </w:tc>
@@ -1015,6 +1031,7 @@
               <w:rPr>
                 <w:rFonts w:hint="eastAsia"/>
               </w:rPr>
+              <w:lastRenderedPageBreak/>
               <w:t>9-1</w:t>
             </w:r>
           </w:p>
@@ -1053,14 +1070,14 @@
               <w:rPr>
                 <w:rFonts w:hint="eastAsia"/>
               </w:rPr>
-              <w:t>，但是可在物理机</w:t>
+              <w:t>，</w:t>
             </w:r>
             <w:r>
               <w:rPr>
                 <w:rFonts w:hint="eastAsia"/>
               </w:rPr>
               <w:lastRenderedPageBreak/>
-              <w:t>上部署，但是不独占物理机。</w:t>
+              <w:t>但是可在物理机上部署，但是不独占物理机。</w:t>
             </w:r>
           </w:p>
           <w:p>
@@ -1121,14 +1138,12 @@
               </w:rPr>
               <w:t>、</w:t>
             </w:r>
-            <w:proofErr w:type="spellStart"/>
             <w:r>
               <w:rPr>
                 <w:rFonts w:hint="eastAsia"/>
               </w:rPr>
               <w:t>hadoop</w:t>
             </w:r>
-            <w:proofErr w:type="spellEnd"/>
             <w:r>
               <w:rPr>
                 <w:rFonts w:hint="eastAsia"/>
@@ -1569,14 +1584,12 @@
               </w:rPr>
               <w:t>重构</w:t>
             </w:r>
-            <w:proofErr w:type="spellStart"/>
             <w:r>
               <w:rPr>
                 <w:rFonts w:hint="eastAsia"/>
               </w:rPr>
               <w:t>localsession</w:t>
             </w:r>
-            <w:proofErr w:type="spellEnd"/>
             <w:r>
               <w:rPr>
                 <w:rFonts w:hint="eastAsia"/>
@@ -1846,9 +1859,6 @@
           <w:p>
             <w:pPr>
               <w:jc w:val="left"/>
-              <w:rPr>
-                <w:rFonts w:hint="eastAsia"/>
-              </w:rPr>
             </w:pPr>
             <w:r>
               <w:rPr>
@@ -1871,9 +1881,6 @@
           <w:p>
             <w:pPr>
               <w:jc w:val="left"/>
-              <w:rPr>
-                <w:rFonts w:hint="eastAsia"/>
-              </w:rPr>
             </w:pPr>
             <w:r>
               <w:rPr>
@@ -1890,9 +1897,6 @@
           <w:p>
             <w:pPr>
               <w:jc w:val="left"/>
-              <w:rPr>
-                <w:rFonts w:hint="eastAsia"/>
-              </w:rPr>
             </w:pPr>
             <w:r>
               <w:rPr>
@@ -1919,9 +1923,6 @@
           <w:p>
             <w:pPr>
               <w:jc w:val="left"/>
-              <w:rPr>
-                <w:rFonts w:hint="eastAsia"/>
-              </w:rPr>
             </w:pPr>
             <w:r>
               <w:rPr>
@@ -1946,9 +1947,6 @@
           <w:p>
             <w:pPr>
               <w:jc w:val="left"/>
-              <w:rPr>
-                <w:rFonts w:hint="eastAsia"/>
-              </w:rPr>
             </w:pPr>
             <w:r>
               <w:rPr>
@@ -1956,14 +1954,12 @@
               </w:rPr>
               <w:t>与</w:t>
             </w:r>
-            <w:proofErr w:type="spellStart"/>
             <w:r>
               <w:rPr>
                 <w:rFonts w:hint="eastAsia"/>
               </w:rPr>
               <w:t>mongoDB</w:t>
             </w:r>
-            <w:proofErr w:type="spellEnd"/>
             <w:r>
               <w:rPr>
                 <w:rFonts w:hint="eastAsia"/>
@@ -1979,9 +1975,6 @@
           <w:p>
             <w:pPr>
               <w:jc w:val="left"/>
-              <w:rPr>
-                <w:rFonts w:hint="eastAsia"/>
-              </w:rPr>
             </w:pPr>
             <w:r>
               <w:rPr>
@@ -2001,9 +1994,6 @@
                 <w:tab w:val="left" w:pos="545"/>
               </w:tabs>
               <w:jc w:val="left"/>
-              <w:rPr>
-                <w:rFonts w:hint="eastAsia"/>
-              </w:rPr>
             </w:pPr>
             <w:r>
               <w:rPr>
@@ -2030,9 +2020,6 @@
           <w:p>
             <w:pPr>
               <w:jc w:val="left"/>
-              <w:rPr>
-                <w:rFonts w:hint="eastAsia"/>
-              </w:rPr>
             </w:pPr>
           </w:p>
         </w:tc>
@@ -2045,9 +2032,6 @@
           <w:p>
             <w:pPr>
               <w:jc w:val="left"/>
-              <w:rPr>
-                <w:rFonts w:hint="eastAsia"/>
-              </w:rPr>
             </w:pPr>
             <w:r>
               <w:rPr>
@@ -2064,9 +2048,6 @@
           <w:p>
             <w:pPr>
               <w:jc w:val="left"/>
-              <w:rPr>
-                <w:rFonts w:hint="eastAsia"/>
-              </w:rPr>
             </w:pPr>
             <w:r>
               <w:rPr>
@@ -2086,9 +2067,6 @@
                 <w:tab w:val="left" w:pos="545"/>
               </w:tabs>
               <w:jc w:val="left"/>
-              <w:rPr>
-                <w:rFonts w:hint="eastAsia"/>
-              </w:rPr>
             </w:pPr>
             <w:r>
               <w:rPr>
@@ -2115,9 +2093,6 @@
           <w:p>
             <w:pPr>
               <w:jc w:val="left"/>
-              <w:rPr>
-                <w:rFonts w:hint="eastAsia"/>
-              </w:rPr>
             </w:pPr>
           </w:p>
         </w:tc>
@@ -2137,14 +2112,12 @@
               </w:rPr>
               <w:t>内部数据文件改造，索引改</w:t>
             </w:r>
-            <w:proofErr w:type="spellStart"/>
             <w:r>
               <w:rPr>
                 <w:rFonts w:hint="eastAsia"/>
               </w:rPr>
               <w:t>sstable</w:t>
             </w:r>
-            <w:proofErr w:type="spellEnd"/>
             <w:r>
               <w:rPr>
                 <w:rFonts w:hint="eastAsia"/>
@@ -2215,19 +2188,11 @@
             <w:pPr>
               <w:jc w:val="left"/>
             </w:pPr>
-            <w:proofErr w:type="spellStart"/>
-            <w:r>
-              <w:rPr>
-                <w:rFonts w:hint="eastAsia"/>
-              </w:rPr>
-              <w:t>findAndUpdate</w:t>
-            </w:r>
-            <w:proofErr w:type="spellEnd"/>
-            <w:r>
-              <w:rPr>
-                <w:rFonts w:hint="eastAsia"/>
-              </w:rPr>
-              <w:t xml:space="preserve"> </w:t>
+            <w:r>
+              <w:rPr>
+                <w:rFonts w:hint="eastAsia"/>
+              </w:rPr>
+              <w:t xml:space="preserve">findAndUpdate </w:t>
             </w:r>
             <w:r>
               <w:rPr>
@@ -2374,7 +2339,6 @@
             <w:pPr>
               <w:jc w:val="left"/>
             </w:pPr>
-            <w:proofErr w:type="spellStart"/>
             <w:r>
               <w:t>S</w:t>
             </w:r>
@@ -2384,7 +2348,6 @@
               </w:rPr>
               <w:t>troy</w:t>
             </w:r>
-            <w:proofErr w:type="spellEnd"/>
             <w:r>
               <w:rPr>
                 <w:rFonts w:hint="eastAsia"/>
@@ -2431,14 +2394,12 @@
               </w:rPr>
               <w:t>与</w:t>
             </w:r>
-            <w:proofErr w:type="spellStart"/>
             <w:r>
               <w:rPr>
                 <w:rFonts w:hint="eastAsia"/>
               </w:rPr>
               <w:t>MongoDB</w:t>
             </w:r>
-            <w:proofErr w:type="spellEnd"/>
             <w:r>
               <w:rPr>
                 <w:rFonts w:hint="eastAsia"/>
@@ -2502,9 +2463,6 @@
           <w:p>
             <w:pPr>
               <w:jc w:val="left"/>
-              <w:rPr>
-                <w:rFonts w:hint="eastAsia"/>
-              </w:rPr>
             </w:pPr>
             <w:r>
               <w:rPr>
@@ -3059,18 +3017,13 @@
                 <w:tab w:val="left" w:pos="2231"/>
               </w:tabs>
               <w:jc w:val="left"/>
-              <w:rPr>
-                <w:rFonts w:hint="eastAsia"/>
-              </w:rPr>
-            </w:pPr>
-            <w:proofErr w:type="spellStart"/>
+            </w:pPr>
             <w:r>
               <w:rPr>
                 <w:rFonts w:hint="eastAsia"/>
               </w:rPr>
               <w:t>om</w:t>
             </w:r>
-            <w:proofErr w:type="spellEnd"/>
             <w:r>
               <w:rPr>
                 <w:rFonts w:hint="eastAsia"/>
@@ -3089,9 +3042,6 @@
                 <w:tab w:val="left" w:pos="450"/>
               </w:tabs>
               <w:jc w:val="left"/>
-              <w:rPr>
-                <w:rFonts w:hint="eastAsia"/>
-              </w:rPr>
             </w:pPr>
             <w:r>
               <w:rPr>
@@ -3111,9 +3061,6 @@
                 <w:tab w:val="left" w:pos="240"/>
               </w:tabs>
               <w:jc w:val="left"/>
-              <w:rPr>
-                <w:rFonts w:hint="eastAsia"/>
-              </w:rPr>
             </w:pPr>
             <w:r>
               <w:rPr>
@@ -3143,9 +3090,6 @@
           <w:p>
             <w:pPr>
               <w:jc w:val="left"/>
-              <w:rPr>
-                <w:rFonts w:hint="eastAsia"/>
-              </w:rPr>
             </w:pPr>
           </w:p>
         </w:tc>
@@ -3161,15 +3105,19 @@
                 <w:tab w:val="left" w:pos="2231"/>
               </w:tabs>
               <w:jc w:val="left"/>
-              <w:rPr>
-                <w:rFonts w:hint="eastAsia"/>
-              </w:rPr>
-            </w:pPr>
-            <w:r>
-              <w:rPr>
-                <w:rFonts w:hint="eastAsia"/>
-              </w:rPr>
-              <w:t>导入导出错误提示优化，增加数据类型</w:t>
+            </w:pPr>
+            <w:r>
+              <w:rPr>
+                <w:rFonts w:hint="eastAsia"/>
+              </w:rPr>
+              <w:t>导入导出错误提示优化，增加数据类</w:t>
+            </w:r>
+            <w:r>
+              <w:rPr>
+                <w:rFonts w:hint="eastAsia"/>
+              </w:rPr>
+              <w:lastRenderedPageBreak/>
+              <w:t>型</w:t>
             </w:r>
           </w:p>
         </w:tc>
@@ -3183,14 +3131,12 @@
                 <w:tab w:val="left" w:pos="450"/>
               </w:tabs>
               <w:jc w:val="left"/>
-              <w:rPr>
-                <w:rFonts w:hint="eastAsia"/>
-              </w:rPr>
-            </w:pPr>
-            <w:r>
-              <w:rPr>
-                <w:rFonts w:hint="eastAsia"/>
-              </w:rPr>
+            </w:pPr>
+            <w:r>
+              <w:rPr>
+                <w:rFonts w:hint="eastAsia"/>
+              </w:rPr>
+              <w:lastRenderedPageBreak/>
               <w:t>何嘉文</w:t>
             </w:r>
           </w:p>
@@ -3205,9 +3151,6 @@
                 <w:tab w:val="left" w:pos="240"/>
               </w:tabs>
               <w:jc w:val="left"/>
-              <w:rPr>
-                <w:rFonts w:hint="eastAsia"/>
-              </w:rPr>
             </w:pPr>
             <w:r>
               <w:rPr>
@@ -3237,9 +3180,6 @@
           <w:p>
             <w:pPr>
               <w:jc w:val="left"/>
-              <w:rPr>
-                <w:rFonts w:hint="eastAsia"/>
-              </w:rPr>
             </w:pPr>
           </w:p>
         </w:tc>
@@ -3255,11 +3195,7 @@
                 <w:tab w:val="left" w:pos="2231"/>
               </w:tabs>
               <w:jc w:val="left"/>
-              <w:rPr>
-                <w:rFonts w:hint="eastAsia"/>
-              </w:rPr>
-            </w:pPr>
-            <w:proofErr w:type="spellStart"/>
+            </w:pPr>
             <w:r>
               <w:rPr>
                 <w:rFonts w:hint="eastAsia"/>
@@ -3267,7 +3203,6 @@
               <w:lastRenderedPageBreak/>
               <w:t>php</w:t>
             </w:r>
-            <w:proofErr w:type="spellEnd"/>
             <w:r>
               <w:rPr>
                 <w:rFonts w:hint="eastAsia"/>
@@ -3298,9 +3233,6 @@
                 <w:tab w:val="left" w:pos="450"/>
               </w:tabs>
               <w:jc w:val="left"/>
-              <w:rPr>
-                <w:rFonts w:hint="eastAsia"/>
-              </w:rPr>
             </w:pPr>
             <w:r>
               <w:rPr>
@@ -3320,9 +3252,6 @@
                 <w:tab w:val="left" w:pos="240"/>
               </w:tabs>
               <w:jc w:val="left"/>
-              <w:rPr>
-                <w:rFonts w:hint="eastAsia"/>
-              </w:rPr>
             </w:pPr>
             <w:r>
               <w:rPr>
@@ -3352,9 +3281,6 @@
           <w:p>
             <w:pPr>
               <w:jc w:val="left"/>
-              <w:rPr>
-                <w:rFonts w:hint="eastAsia"/>
-              </w:rPr>
             </w:pPr>
           </w:p>
         </w:tc>
@@ -3479,28 +3405,24 @@
               </w:tabs>
               <w:jc w:val="left"/>
             </w:pPr>
-            <w:proofErr w:type="spellStart"/>
             <w:r>
               <w:rPr>
                 <w:rFonts w:hint="eastAsia"/>
               </w:rPr>
               <w:t>cogmos</w:t>
             </w:r>
-            <w:proofErr w:type="spellEnd"/>
             <w:r>
               <w:rPr>
                 <w:rFonts w:hint="eastAsia"/>
               </w:rPr>
               <w:t>对接</w:t>
             </w:r>
-            <w:proofErr w:type="spellStart"/>
             <w:r>
               <w:rPr>
                 <w:rFonts w:hint="eastAsia"/>
               </w:rPr>
               <w:t>sequoiadb</w:t>
             </w:r>
-            <w:proofErr w:type="spellEnd"/>
           </w:p>
           <w:p>
             <w:pPr>
@@ -3533,14 +3455,12 @@
               </w:rPr>
               <w:t>版本与</w:t>
             </w:r>
-            <w:proofErr w:type="spellStart"/>
             <w:r>
               <w:rPr>
                 <w:rFonts w:hint="eastAsia"/>
               </w:rPr>
               <w:t>cogmos</w:t>
             </w:r>
-            <w:proofErr w:type="spellEnd"/>
             <w:r>
               <w:rPr>
                 <w:rFonts w:hint="eastAsia"/>
@@ -3639,9 +3559,6 @@
           <w:p>
             <w:pPr>
               <w:jc w:val="left"/>
-              <w:rPr>
-                <w:rFonts w:hint="eastAsia"/>
-              </w:rPr>
             </w:pPr>
             <w:r>
               <w:rPr>
@@ -3686,18 +3603,13 @@
                 <w:tab w:val="left" w:pos="2231"/>
               </w:tabs>
               <w:jc w:val="left"/>
-              <w:rPr>
-                <w:rFonts w:hint="eastAsia"/>
-              </w:rPr>
-            </w:pPr>
-            <w:proofErr w:type="spellStart"/>
+            </w:pPr>
             <w:r>
               <w:rPr>
                 <w:rFonts w:hint="eastAsia"/>
               </w:rPr>
               <w:t>biginsight</w:t>
             </w:r>
-            <w:proofErr w:type="spellEnd"/>
             <w:r>
               <w:rPr>
                 <w:rFonts w:hint="eastAsia"/>
@@ -3716,14 +3628,12 @@
               </w:rPr>
               <w:t>与</w:t>
             </w:r>
-            <w:proofErr w:type="spellStart"/>
             <w:r>
               <w:rPr>
                 <w:rFonts w:hint="eastAsia"/>
               </w:rPr>
               <w:t>sequoiadb</w:t>
             </w:r>
-            <w:proofErr w:type="spellEnd"/>
             <w:r>
               <w:rPr>
                 <w:rFonts w:hint="eastAsia"/>
@@ -3742,9 +3652,6 @@
                 <w:tab w:val="left" w:pos="450"/>
               </w:tabs>
               <w:jc w:val="left"/>
-              <w:rPr>
-                <w:rFonts w:hint="eastAsia"/>
-              </w:rPr>
             </w:pPr>
             <w:r>
               <w:rPr>
@@ -3764,9 +3671,6 @@
                 <w:tab w:val="left" w:pos="240"/>
               </w:tabs>
               <w:jc w:val="left"/>
-              <w:rPr>
-                <w:rFonts w:hint="eastAsia"/>
-              </w:rPr>
             </w:pPr>
             <w:r>
               <w:rPr>
@@ -3796,9 +3700,6 @@
           <w:p>
             <w:pPr>
               <w:jc w:val="left"/>
-              <w:rPr>
-                <w:rFonts w:hint="eastAsia"/>
-              </w:rPr>
             </w:pPr>
             <w:r>
               <w:rPr>
@@ -3820,9 +3721,6 @@
                 <w:tab w:val="left" w:pos="2231"/>
               </w:tabs>
               <w:jc w:val="left"/>
-              <w:rPr>
-                <w:rFonts w:hint="eastAsia"/>
-              </w:rPr>
             </w:pPr>
             <w:r>
               <w:rPr>
@@ -3836,14 +3734,12 @@
               </w:rPr>
               <w:t>与</w:t>
             </w:r>
-            <w:proofErr w:type="spellStart"/>
             <w:r>
               <w:rPr>
                 <w:rFonts w:hint="eastAsia"/>
               </w:rPr>
               <w:t>sequoiadb</w:t>
             </w:r>
-            <w:proofErr w:type="spellEnd"/>
             <w:r>
               <w:rPr>
                 <w:rFonts w:hint="eastAsia"/>
@@ -3862,9 +3758,6 @@
                 <w:tab w:val="left" w:pos="450"/>
               </w:tabs>
               <w:jc w:val="left"/>
-              <w:rPr>
-                <w:rFonts w:hint="eastAsia"/>
-              </w:rPr>
             </w:pPr>
             <w:r>
               <w:rPr>
@@ -3884,9 +3777,6 @@
                 <w:tab w:val="left" w:pos="240"/>
               </w:tabs>
               <w:jc w:val="left"/>
-              <w:rPr>
-                <w:rFonts w:hint="eastAsia"/>
-              </w:rPr>
             </w:pPr>
             <w:r>
               <w:rPr>
@@ -3916,9 +3806,6 @@
           <w:p>
             <w:pPr>
               <w:jc w:val="left"/>
-              <w:rPr>
-                <w:rFonts w:hint="eastAsia"/>
-              </w:rPr>
             </w:pPr>
             <w:r>
               <w:rPr>
@@ -3940,37 +3827,12 @@
                 <w:tab w:val="left" w:pos="2231"/>
               </w:tabs>
               <w:jc w:val="left"/>
-              <w:rPr>
-                <w:rFonts w:hint="eastAsia"/>
-              </w:rPr>
-            </w:pPr>
-            <w:proofErr w:type="spellStart"/>
-            <w:r>
-              <w:rPr>
-                <w:rFonts w:hint="eastAsia"/>
-              </w:rPr>
-              <w:t>tpch</w:t>
-            </w:r>
-            <w:proofErr w:type="spellEnd"/>
-            <w:r>
-              <w:rPr>
-                <w:rFonts w:hint="eastAsia"/>
-              </w:rPr>
-              <w:t xml:space="preserve">: </w:t>
-            </w:r>
-            <w:proofErr w:type="spellStart"/>
-            <w:r>
-              <w:rPr>
-                <w:rFonts w:hint="eastAsia"/>
-              </w:rPr>
-              <w:t>sequoiadb+pg</w:t>
-            </w:r>
-            <w:proofErr w:type="spellEnd"/>
-            <w:r>
-              <w:rPr>
-                <w:rFonts w:hint="eastAsia"/>
-              </w:rPr>
-              <w:t xml:space="preserve"> </w:t>
+            </w:pPr>
+            <w:r>
+              <w:rPr>
+                <w:rFonts w:hint="eastAsia"/>
+              </w:rPr>
+              <w:t xml:space="preserve">tpch: sequoiadb+pg </w:t>
             </w:r>
             <w:r>
               <w:rPr>
@@ -4002,9 +3864,6 @@
                 <w:tab w:val="left" w:pos="450"/>
               </w:tabs>
               <w:jc w:val="left"/>
-              <w:rPr>
-                <w:rFonts w:hint="eastAsia"/>
-              </w:rPr>
             </w:pPr>
             <w:r>
               <w:rPr>
@@ -4024,9 +3883,6 @@
                 <w:tab w:val="left" w:pos="240"/>
               </w:tabs>
               <w:jc w:val="left"/>
-              <w:rPr>
-                <w:rFonts w:hint="eastAsia"/>
-              </w:rPr>
             </w:pPr>
             <w:r>
               <w:rPr>
@@ -4056,9 +3912,6 @@
           <w:p>
             <w:pPr>
               <w:jc w:val="left"/>
-              <w:rPr>
-                <w:rFonts w:hint="eastAsia"/>
-              </w:rPr>
             </w:pPr>
           </w:p>
         </w:tc>
@@ -4074,18 +3927,13 @@
                 <w:tab w:val="left" w:pos="2231"/>
               </w:tabs>
               <w:jc w:val="left"/>
-              <w:rPr>
-                <w:rFonts w:hint="eastAsia"/>
-              </w:rPr>
-            </w:pPr>
-            <w:proofErr w:type="spellStart"/>
+            </w:pPr>
             <w:r>
               <w:rPr>
                 <w:rFonts w:hint="eastAsia"/>
               </w:rPr>
               <w:t>mongodb</w:t>
             </w:r>
-            <w:proofErr w:type="spellEnd"/>
             <w:r>
               <w:rPr>
                 <w:rFonts w:hint="eastAsia"/>
@@ -4104,9 +3952,6 @@
                 <w:tab w:val="left" w:pos="450"/>
               </w:tabs>
               <w:jc w:val="left"/>
-              <w:rPr>
-                <w:rFonts w:hint="eastAsia"/>
-              </w:rPr>
             </w:pPr>
             <w:r>
               <w:rPr>
@@ -4126,9 +3971,6 @@
                 <w:tab w:val="left" w:pos="240"/>
               </w:tabs>
               <w:jc w:val="left"/>
-              <w:rPr>
-                <w:rFonts w:hint="eastAsia"/>
-              </w:rPr>
             </w:pPr>
             <w:r>
               <w:rPr>
@@ -4158,9 +4000,6 @@
           <w:p>
             <w:pPr>
               <w:jc w:val="left"/>
-              <w:rPr>
-                <w:rFonts w:hint="eastAsia"/>
-              </w:rPr>
             </w:pPr>
             <w:r>
               <w:rPr>
@@ -4575,28 +4414,24 @@
               </w:rPr>
               <w:t>与</w:t>
             </w:r>
-            <w:proofErr w:type="spellStart"/>
             <w:r>
               <w:rPr>
                 <w:rFonts w:hint="eastAsia"/>
               </w:rPr>
               <w:t>MongoDB</w:t>
             </w:r>
-            <w:proofErr w:type="spellEnd"/>
             <w:r>
               <w:rPr>
                 <w:rFonts w:hint="eastAsia"/>
               </w:rPr>
               <w:t>的</w:t>
             </w:r>
-            <w:proofErr w:type="spellStart"/>
             <w:r>
               <w:rPr>
                 <w:rFonts w:hint="eastAsia"/>
               </w:rPr>
               <w:t>bson</w:t>
             </w:r>
-            <w:proofErr w:type="spellEnd"/>
             <w:r>
               <w:rPr>
                 <w:rFonts w:hint="eastAsia"/>
@@ -4818,9 +4653,6 @@
           <w:p>
             <w:pPr>
               <w:jc w:val="left"/>
-              <w:rPr>
-                <w:rFonts w:hint="eastAsia"/>
-              </w:rPr>
             </w:pPr>
             <w:r>
               <w:rPr>
@@ -4837,9 +4669,6 @@
           <w:p>
             <w:pPr>
               <w:jc w:val="left"/>
-              <w:rPr>
-                <w:rFonts w:hint="eastAsia"/>
-              </w:rPr>
             </w:pPr>
             <w:r>
               <w:rPr>
@@ -4856,9 +4685,6 @@
           <w:p>
             <w:pPr>
               <w:jc w:val="left"/>
-              <w:rPr>
-                <w:rFonts w:hint="eastAsia"/>
-              </w:rPr>
             </w:pPr>
             <w:r>
               <w:rPr>
@@ -4897,9 +4723,6 @@
           <w:p>
             <w:pPr>
               <w:jc w:val="left"/>
-              <w:rPr>
-                <w:rFonts w:hint="eastAsia"/>
-              </w:rPr>
             </w:pPr>
             <w:r>
               <w:rPr>
@@ -4907,28 +4730,24 @@
               </w:rPr>
               <w:t>维护</w:t>
             </w:r>
-            <w:proofErr w:type="spellStart"/>
             <w:r>
               <w:rPr>
                 <w:rFonts w:hint="eastAsia"/>
               </w:rPr>
               <w:t>mongodb</w:t>
             </w:r>
-            <w:proofErr w:type="spellEnd"/>
             <w:r>
               <w:rPr>
                 <w:rFonts w:hint="eastAsia"/>
               </w:rPr>
               <w:t>与</w:t>
             </w:r>
-            <w:proofErr w:type="spellStart"/>
             <w:r>
               <w:rPr>
                 <w:rFonts w:hint="eastAsia"/>
               </w:rPr>
               <w:t>sequoiadb</w:t>
             </w:r>
-            <w:proofErr w:type="spellEnd"/>
             <w:r>
               <w:rPr>
                 <w:rFonts w:hint="eastAsia"/>
@@ -4944,9 +4763,6 @@
           <w:p>
             <w:pPr>
               <w:jc w:val="left"/>
-              <w:rPr>
-                <w:rFonts w:hint="eastAsia"/>
-              </w:rPr>
             </w:pPr>
             <w:r>
               <w:rPr>
@@ -4963,9 +4779,6 @@
           <w:p>
             <w:pPr>
               <w:jc w:val="left"/>
-              <w:rPr>
-                <w:rFonts w:hint="eastAsia"/>
-              </w:rPr>
             </w:pPr>
             <w:r>
               <w:rPr>
@@ -5045,16 +4858,8 @@
         <w:rPr>
           <w:rFonts w:hint="eastAsia"/>
         </w:rPr>
-        <w:t xml:space="preserve"> </w:t>
+        <w:t xml:space="preserve"> mongodb</w:t>
       </w:r>
-      <w:proofErr w:type="spellStart"/>
-      <w:r>
-        <w:rPr>
-          <w:rFonts w:hint="eastAsia"/>
-        </w:rPr>
-        <w:t>mongodb</w:t>
-      </w:r>
-      <w:proofErr w:type="spellEnd"/>
       <w:r>
         <w:rPr>
           <w:rFonts w:hint="eastAsia"/>
@@ -5441,6 +5246,7 @@
                 <w:rFonts w:hint="eastAsia"/>
                 <w:color w:val="74D280" w:themeColor="background1" w:themeShade="BF"/>
               </w:rPr>
+              <w:lastRenderedPageBreak/>
               <w:t>1.10</w:t>
             </w:r>
             <w:r>
@@ -5556,7 +5362,6 @@
                 <w:rFonts w:hint="eastAsia"/>
                 <w:color w:val="74D280" w:themeColor="background1" w:themeShade="BF"/>
               </w:rPr>
-              <w:lastRenderedPageBreak/>
               <w:t>驱动</w:t>
             </w:r>
             <w:r>
@@ -7245,7 +7050,6 @@
                 <w:color w:val="74D280" w:themeColor="background1" w:themeShade="BF"/>
               </w:rPr>
             </w:pPr>
-            <w:proofErr w:type="spellStart"/>
             <w:r>
               <w:rPr>
                 <w:rFonts w:hint="eastAsia"/>
@@ -7253,7 +7057,6 @@
               </w:rPr>
               <w:t>findAndRemove</w:t>
             </w:r>
-            <w:proofErr w:type="spellEnd"/>
             <w:r>
               <w:rPr>
                 <w:rFonts w:hint="eastAsia"/>
@@ -8208,7 +8011,6 @@
               </w:rPr>
               <w:t>与</w:t>
             </w:r>
-            <w:proofErr w:type="spellStart"/>
             <w:r>
               <w:rPr>
                 <w:rFonts w:hint="eastAsia"/>
@@ -8216,7 +8018,6 @@
               </w:rPr>
               <w:t>MongoDB</w:t>
             </w:r>
-            <w:proofErr w:type="spellEnd"/>
             <w:r>
               <w:rPr>
                 <w:rFonts w:hint="eastAsia"/>
@@ -9257,6 +9058,7 @@
                 <w:rFonts w:hint="eastAsia"/>
                 <w:color w:val="C4BC96" w:themeColor="background2" w:themeShade="BF"/>
               </w:rPr>
+              <w:lastRenderedPageBreak/>
               <w:t>java</w:t>
             </w:r>
             <w:r>
@@ -9292,15 +9094,7 @@
                 <w:rFonts w:hint="eastAsia"/>
                 <w:color w:val="C4BC96" w:themeColor="background2" w:themeShade="BF"/>
               </w:rPr>
-              <w:t>嫌疑比</w:t>
-            </w:r>
-            <w:r>
-              <w:rPr>
-                <w:rFonts w:hint="eastAsia"/>
-                <w:color w:val="C4BC96" w:themeColor="background2" w:themeShade="BF"/>
-              </w:rPr>
-              <w:lastRenderedPageBreak/>
-              <w:t>较大</w:t>
+              <w:t>嫌疑比较大</w:t>
             </w:r>
           </w:p>
         </w:tc>
@@ -9322,7 +9116,6 @@
                 <w:rFonts w:hint="eastAsia"/>
                 <w:color w:val="C4BC96" w:themeColor="background2" w:themeShade="BF"/>
               </w:rPr>
-              <w:lastRenderedPageBreak/>
               <w:t>林友滨</w:t>
             </w:r>
           </w:p>
@@ -9395,15 +9188,7 @@
                 <w:rFonts w:hint="eastAsia"/>
                 <w:color w:val="C4BC96" w:themeColor="background2" w:themeShade="BF"/>
               </w:rPr>
-              <w:t>的程序写</w:t>
-            </w:r>
-            <w:r>
-              <w:rPr>
-                <w:rFonts w:hint="eastAsia"/>
-                <w:color w:val="C4BC96" w:themeColor="background2" w:themeShade="BF"/>
-              </w:rPr>
-              <w:lastRenderedPageBreak/>
-              <w:t>测试程序，发现性能差别不大。</w:t>
+              <w:t>的程序写测试程序，发现性能差别不大。</w:t>
             </w:r>
           </w:p>
         </w:tc>
@@ -9426,7 +9211,6 @@
                 <w:rFonts w:hint="eastAsia"/>
                 <w:color w:val="C4BC96" w:themeColor="background2" w:themeShade="BF"/>
               </w:rPr>
-              <w:lastRenderedPageBreak/>
               <w:t>对</w:t>
             </w:r>
             <w:r>

--- a/internal_doc/00.项目管理/01.会议纪要/例会纪要_20141208.docx
+++ b/internal_doc/00.项目管理/01.会议纪要/例会纪要_20141208.docx
@@ -112,12 +112,14 @@
             <w:pPr>
               <w:jc w:val="left"/>
             </w:pPr>
+            <w:proofErr w:type="spellStart"/>
             <w:r>
               <w:rPr>
                 <w:rFonts w:hint="eastAsia"/>
               </w:rPr>
               <w:t>SequoiaDB</w:t>
             </w:r>
+            <w:proofErr w:type="spellEnd"/>
             <w:r>
               <w:rPr>
                 <w:rFonts w:hint="eastAsia"/>
@@ -547,6 +549,7 @@
             <w:pPr>
               <w:jc w:val="left"/>
             </w:pPr>
+            <w:proofErr w:type="spellStart"/>
             <w:r>
               <w:t>O</w:t>
             </w:r>
@@ -554,7 +557,14 @@
               <w:rPr>
                 <w:rFonts w:hint="eastAsia"/>
               </w:rPr>
-              <w:t xml:space="preserve">magent </w:t>
+              <w:t>magent</w:t>
+            </w:r>
+            <w:proofErr w:type="spellEnd"/>
+            <w:r>
+              <w:rPr>
+                <w:rFonts w:hint="eastAsia"/>
+              </w:rPr>
+              <w:t xml:space="preserve"> </w:t>
             </w:r>
             <w:r>
               <w:rPr>
@@ -562,12 +572,14 @@
               </w:rPr>
               <w:t>与</w:t>
             </w:r>
+            <w:proofErr w:type="spellStart"/>
             <w:r>
               <w:rPr>
                 <w:rFonts w:hint="eastAsia"/>
               </w:rPr>
               <w:t>omsvc</w:t>
             </w:r>
+            <w:proofErr w:type="spellEnd"/>
             <w:r>
               <w:rPr>
                 <w:rFonts w:hint="eastAsia"/>
@@ -584,8 +596,16 @@
               <w:rPr>
                 <w:rFonts w:hint="eastAsia"/>
               </w:rPr>
-              <w:t xml:space="preserve"> omagent</w:t>
-            </w:r>
+              <w:t xml:space="preserve"> </w:t>
+            </w:r>
+            <w:proofErr w:type="spellStart"/>
+            <w:r>
+              <w:rPr>
+                <w:rFonts w:hint="eastAsia"/>
+              </w:rPr>
+              <w:t>omagent</w:t>
+            </w:r>
+            <w:proofErr w:type="spellEnd"/>
             <w:r>
               <w:rPr>
                 <w:rFonts w:hint="eastAsia"/>
@@ -735,12 +755,14 @@
               </w:rPr>
               <w:t>临时</w:t>
             </w:r>
+            <w:proofErr w:type="spellStart"/>
             <w:r>
               <w:rPr>
                 <w:rFonts w:hint="eastAsia"/>
               </w:rPr>
               <w:t>Coord</w:t>
             </w:r>
+            <w:proofErr w:type="spellEnd"/>
             <w:r>
               <w:rPr>
                 <w:rFonts w:hint="eastAsia"/>
@@ -955,6 +977,7 @@
             <w:pPr>
               <w:jc w:val="left"/>
             </w:pPr>
+            <w:proofErr w:type="spellStart"/>
             <w:r>
               <w:t>Y</w:t>
             </w:r>
@@ -964,6 +987,7 @@
               </w:rPr>
               <w:t>csb</w:t>
             </w:r>
+            <w:proofErr w:type="spellEnd"/>
             <w:r>
               <w:rPr>
                 <w:rFonts w:hint="eastAsia"/>
@@ -1138,12 +1162,14 @@
               </w:rPr>
               <w:t>、</w:t>
             </w:r>
+            <w:proofErr w:type="spellStart"/>
             <w:r>
               <w:rPr>
                 <w:rFonts w:hint="eastAsia"/>
               </w:rPr>
               <w:t>hadoop</w:t>
             </w:r>
+            <w:proofErr w:type="spellEnd"/>
             <w:r>
               <w:rPr>
                 <w:rFonts w:hint="eastAsia"/>
@@ -1584,12 +1610,14 @@
               </w:rPr>
               <w:t>重构</w:t>
             </w:r>
+            <w:proofErr w:type="spellStart"/>
             <w:r>
               <w:rPr>
                 <w:rFonts w:hint="eastAsia"/>
               </w:rPr>
               <w:t>localsession</w:t>
             </w:r>
+            <w:proofErr w:type="spellEnd"/>
             <w:r>
               <w:rPr>
                 <w:rFonts w:hint="eastAsia"/>
@@ -1624,13 +1652,7 @@
               <w:rPr>
                 <w:rFonts w:hint="eastAsia"/>
               </w:rPr>
-              <w:t>PG</w:t>
-            </w:r>
-            <w:r>
-              <w:rPr>
-                <w:rFonts w:hint="eastAsia"/>
-              </w:rPr>
-              <w:t>各种查询操作条件下压能否利用索引</w:t>
+              <w:t>数据可靠性本地校验恢复</w:t>
             </w:r>
           </w:p>
         </w:tc>
@@ -1646,13 +1668,7 @@
               <w:rPr>
                 <w:rFonts w:hint="eastAsia"/>
               </w:rPr>
-              <w:t>丁</w:t>
-            </w:r>
-            <w:r>
-              <w:rPr>
-                <w:rFonts w:hint="eastAsia"/>
-              </w:rPr>
-              <w:t>普升</w:t>
+              <w:t>许建辉</w:t>
             </w:r>
           </w:p>
         </w:tc>
@@ -1668,13 +1684,7 @@
               <w:rPr>
                 <w:rFonts w:hint="eastAsia"/>
               </w:rPr>
-              <w:t>12-</w:t>
-            </w:r>
-            <w:r>
-              <w:rPr>
-                <w:rFonts w:hint="eastAsia"/>
-              </w:rPr>
-              <w:t>8</w:t>
+              <w:t>8-11</w:t>
             </w:r>
           </w:p>
         </w:tc>
@@ -1696,6 +1706,12 @@
             <w:pPr>
               <w:jc w:val="left"/>
             </w:pPr>
+            <w:r>
+              <w:rPr>
+                <w:rFonts w:hint="eastAsia"/>
+              </w:rPr>
+              <w:t>【挂起】</w:t>
+            </w:r>
           </w:p>
         </w:tc>
       </w:tr>
@@ -1712,7 +1728,7 @@
               <w:rPr>
                 <w:rFonts w:hint="eastAsia"/>
               </w:rPr>
-              <w:t>数据可靠性本地校验恢复</w:t>
+              <w:t>构建开源社区</w:t>
             </w:r>
           </w:p>
         </w:tc>
@@ -1728,7 +1744,7 @@
               <w:rPr>
                 <w:rFonts w:hint="eastAsia"/>
               </w:rPr>
-              <w:t>许建辉</w:t>
+              <w:t>许建辉，何嘉文</w:t>
             </w:r>
           </w:p>
         </w:tc>
@@ -1744,7 +1760,7 @@
               <w:rPr>
                 <w:rFonts w:hint="eastAsia"/>
               </w:rPr>
-              <w:t>8-11</w:t>
+              <w:t>11-10</w:t>
             </w:r>
           </w:p>
         </w:tc>
@@ -1770,7 +1786,7 @@
               <w:rPr>
                 <w:rFonts w:hint="eastAsia"/>
               </w:rPr>
-              <w:t>【挂起】</w:t>
+              <w:t>外包阶段。</w:t>
             </w:r>
           </w:p>
         </w:tc>
@@ -1788,7 +1804,13 @@
               <w:rPr>
                 <w:rFonts w:hint="eastAsia"/>
               </w:rPr>
-              <w:t>构建开源社区</w:t>
+              <w:t>cm</w:t>
+            </w:r>
+            <w:r>
+              <w:rPr>
+                <w:rFonts w:hint="eastAsia"/>
+              </w:rPr>
+              <w:t>的启动恢复流程</w:t>
             </w:r>
           </w:p>
         </w:tc>
@@ -1804,7 +1826,7 @@
               <w:rPr>
                 <w:rFonts w:hint="eastAsia"/>
               </w:rPr>
-              <w:t>许建辉，何嘉文</w:t>
+              <w:t>许建辉</w:t>
             </w:r>
           </w:p>
         </w:tc>
@@ -1820,7 +1842,7 @@
               <w:rPr>
                 <w:rFonts w:hint="eastAsia"/>
               </w:rPr>
-              <w:t>11-10</w:t>
+              <w:t>12-1</w:t>
             </w:r>
           </w:p>
         </w:tc>
@@ -1846,7 +1868,13 @@
               <w:rPr>
                 <w:rFonts w:hint="eastAsia"/>
               </w:rPr>
-              <w:t>外包阶段。</w:t>
+              <w:t>12-9</w:t>
+            </w:r>
+            <w:r>
+              <w:rPr>
+                <w:rFonts w:hint="eastAsia"/>
+              </w:rPr>
+              <w:t>完成</w:t>
             </w:r>
           </w:p>
         </w:tc>
@@ -1864,13 +1892,21 @@
               <w:rPr>
                 <w:rFonts w:hint="eastAsia"/>
               </w:rPr>
-              <w:t>cm</w:t>
-            </w:r>
-            <w:r>
-              <w:rPr>
-                <w:rFonts w:hint="eastAsia"/>
-              </w:rPr>
-              <w:t>的启动恢复流程</w:t>
+              <w:t>与</w:t>
+            </w:r>
+            <w:proofErr w:type="spellStart"/>
+            <w:r>
+              <w:rPr>
+                <w:rFonts w:hint="eastAsia"/>
+              </w:rPr>
+              <w:t>mongoDB</w:t>
+            </w:r>
+            <w:proofErr w:type="spellEnd"/>
+            <w:r>
+              <w:rPr>
+                <w:rFonts w:hint="eastAsia"/>
+              </w:rPr>
+              <w:t>的协议框架</w:t>
             </w:r>
           </w:p>
         </w:tc>
@@ -1896,13 +1932,16 @@
           </w:tcPr>
           <w:p>
             <w:pPr>
-              <w:jc w:val="left"/>
-            </w:pPr>
-            <w:r>
-              <w:rPr>
-                <w:rFonts w:hint="eastAsia"/>
-              </w:rPr>
-              <w:t>12-1</w:t>
+              <w:tabs>
+                <w:tab w:val="left" w:pos="545"/>
+              </w:tabs>
+              <w:jc w:val="left"/>
+            </w:pPr>
+            <w:r>
+              <w:rPr>
+                <w:rFonts w:hint="eastAsia"/>
+              </w:rPr>
+              <w:t>12-5</w:t>
             </w:r>
           </w:p>
         </w:tc>
@@ -1924,18 +1963,6 @@
             <w:pPr>
               <w:jc w:val="left"/>
             </w:pPr>
-            <w:r>
-              <w:rPr>
-                <w:rFonts w:hint="eastAsia"/>
-              </w:rPr>
-              <w:t>12-9</w:t>
-            </w:r>
-            <w:r>
-              <w:rPr>
-                <w:rFonts w:hint="eastAsia"/>
-              </w:rPr>
-              <w:t>完成</w:t>
-            </w:r>
           </w:p>
         </w:tc>
       </w:tr>
@@ -1952,19 +1979,7 @@
               <w:rPr>
                 <w:rFonts w:hint="eastAsia"/>
               </w:rPr>
-              <w:t>与</w:t>
-            </w:r>
-            <w:r>
-              <w:rPr>
-                <w:rFonts w:hint="eastAsia"/>
-              </w:rPr>
-              <w:t>mongoDB</w:t>
-            </w:r>
-            <w:r>
-              <w:rPr>
-                <w:rFonts w:hint="eastAsia"/>
-              </w:rPr>
-              <w:t>的协议框架</w:t>
+              <w:t>数据中心灾备方案</w:t>
             </w:r>
           </w:p>
         </w:tc>
@@ -1999,7 +2014,7 @@
               <w:rPr>
                 <w:rFonts w:hint="eastAsia"/>
               </w:rPr>
-              <w:t>12-5</w:t>
+              <w:t>12-8</w:t>
             </w:r>
           </w:p>
         </w:tc>
@@ -2037,7 +2052,21 @@
               <w:rPr>
                 <w:rFonts w:hint="eastAsia"/>
               </w:rPr>
-              <w:t>数据中心灾备方案</w:t>
+              <w:t>内部数据文件改造，索引改</w:t>
+            </w:r>
+            <w:proofErr w:type="spellStart"/>
+            <w:r>
+              <w:rPr>
+                <w:rFonts w:hint="eastAsia"/>
+              </w:rPr>
+              <w:t>sstable</w:t>
+            </w:r>
+            <w:proofErr w:type="spellEnd"/>
+            <w:r>
+              <w:rPr>
+                <w:rFonts w:hint="eastAsia"/>
+              </w:rPr>
+              <w:t>方案</w:t>
             </w:r>
           </w:p>
         </w:tc>
@@ -2063,16 +2092,13 @@
           </w:tcPr>
           <w:p>
             <w:pPr>
-              <w:tabs>
-                <w:tab w:val="left" w:pos="545"/>
-              </w:tabs>
-              <w:jc w:val="left"/>
-            </w:pPr>
-            <w:r>
-              <w:rPr>
-                <w:rFonts w:hint="eastAsia"/>
-              </w:rPr>
-              <w:t>12-8</w:t>
+              <w:jc w:val="left"/>
+            </w:pPr>
+            <w:r>
+              <w:rPr>
+                <w:rFonts w:hint="eastAsia"/>
+              </w:rPr>
+              <w:t>12-1</w:t>
             </w:r>
           </w:p>
         </w:tc>
@@ -2106,23 +2132,25 @@
             <w:pPr>
               <w:jc w:val="left"/>
             </w:pPr>
-            <w:r>
-              <w:rPr>
-                <w:rFonts w:hint="eastAsia"/>
-              </w:rPr>
-              <w:t>内部数据文件改造，索引改</w:t>
-            </w:r>
-            <w:r>
-              <w:rPr>
-                <w:rFonts w:hint="eastAsia"/>
-              </w:rPr>
-              <w:t>sstable</w:t>
-            </w:r>
-            <w:r>
-              <w:rPr>
-                <w:rFonts w:hint="eastAsia"/>
-              </w:rPr>
-              <w:t>方案</w:t>
+            <w:proofErr w:type="spellStart"/>
+            <w:r>
+              <w:rPr>
+                <w:rFonts w:hint="eastAsia"/>
+              </w:rPr>
+              <w:t>findAndUpdate</w:t>
+            </w:r>
+            <w:proofErr w:type="spellEnd"/>
+            <w:r>
+              <w:rPr>
+                <w:rFonts w:hint="eastAsia"/>
+              </w:rPr>
+              <w:t xml:space="preserve"> </w:t>
+            </w:r>
+            <w:r>
+              <w:rPr>
+                <w:rFonts w:hint="eastAsia"/>
+              </w:rPr>
+              <w:t>的原子操作</w:t>
             </w:r>
           </w:p>
         </w:tc>
@@ -2154,7 +2182,7 @@
               <w:rPr>
                 <w:rFonts w:hint="eastAsia"/>
               </w:rPr>
-              <w:t>12-1</w:t>
+              <w:t>待定</w:t>
             </w:r>
           </w:p>
         </w:tc>
@@ -2176,6 +2204,12 @@
             <w:pPr>
               <w:jc w:val="left"/>
             </w:pPr>
+            <w:r>
+              <w:rPr>
+                <w:rFonts w:hint="eastAsia"/>
+              </w:rPr>
+              <w:t>需要做方案细化</w:t>
+            </w:r>
           </w:p>
         </w:tc>
       </w:tr>
@@ -2192,13 +2226,18 @@
               <w:rPr>
                 <w:rFonts w:hint="eastAsia"/>
               </w:rPr>
-              <w:t xml:space="preserve">findAndUpdate </w:t>
-            </w:r>
-            <w:r>
-              <w:rPr>
-                <w:rFonts w:hint="eastAsia"/>
-              </w:rPr>
-              <w:t>的原子操作</w:t>
+              <w:t>数据库日志审计</w:t>
+            </w:r>
+          </w:p>
+          <w:p/>
+          <w:p>
+            <w:pPr>
+              <w:tabs>
+                <w:tab w:val="left" w:pos="973"/>
+              </w:tabs>
+            </w:pPr>
+            <w:r>
+              <w:tab/>
             </w:r>
           </w:p>
         </w:tc>
@@ -2214,7 +2253,7 @@
               <w:rPr>
                 <w:rFonts w:hint="eastAsia"/>
               </w:rPr>
-              <w:t>许建辉</w:t>
+              <w:t>刘圳</w:t>
             </w:r>
           </w:p>
         </w:tc>
@@ -2230,7 +2269,7 @@
               <w:rPr>
                 <w:rFonts w:hint="eastAsia"/>
               </w:rPr>
-              <w:t>待定</w:t>
+              <w:t>9-1</w:t>
             </w:r>
           </w:p>
         </w:tc>
@@ -2252,11 +2291,44 @@
             <w:pPr>
               <w:jc w:val="left"/>
             </w:pPr>
-            <w:r>
-              <w:rPr>
-                <w:rFonts w:hint="eastAsia"/>
-              </w:rPr>
-              <w:t>需要做方案细化</w:t>
+            <w:proofErr w:type="spellStart"/>
+            <w:r>
+              <w:t>S</w:t>
+            </w:r>
+            <w:r>
+              <w:rPr>
+                <w:rFonts w:hint="eastAsia"/>
+              </w:rPr>
+              <w:t>troy</w:t>
+            </w:r>
+            <w:proofErr w:type="spellEnd"/>
+            <w:r>
+              <w:rPr>
+                <w:rFonts w:hint="eastAsia"/>
+              </w:rPr>
+              <w:t>设计与流程图已完成</w:t>
+            </w:r>
+          </w:p>
+          <w:p>
+            <w:pPr>
+              <w:jc w:val="left"/>
+            </w:pPr>
+            <w:r>
+              <w:rPr>
+                <w:rFonts w:hint="eastAsia"/>
+              </w:rPr>
+              <w:t>再进行一次流程的讨论</w:t>
+            </w:r>
+          </w:p>
+          <w:p>
+            <w:pPr>
+              <w:jc w:val="left"/>
+            </w:pPr>
+            <w:r>
+              <w:rPr>
+                <w:rFonts w:hint="eastAsia"/>
+              </w:rPr>
+              <w:t>【挂起】</w:t>
             </w:r>
           </w:p>
         </w:tc>
@@ -2274,132 +2346,16 @@
               <w:rPr>
                 <w:rFonts w:hint="eastAsia"/>
               </w:rPr>
-              <w:t>数据库日志审计</w:t>
-            </w:r>
-          </w:p>
-          <w:p/>
-          <w:p>
-            <w:pPr>
-              <w:tabs>
-                <w:tab w:val="left" w:pos="973"/>
-              </w:tabs>
-            </w:pPr>
-            <w:r>
-              <w:tab/>
-            </w:r>
-          </w:p>
-        </w:tc>
-        <w:tc>
-          <w:tcPr>
-            <w:tcW w:w="992" w:type="dxa"/>
-          </w:tcPr>
-          <w:p>
-            <w:pPr>
-              <w:jc w:val="left"/>
-            </w:pPr>
-            <w:r>
-              <w:rPr>
-                <w:rFonts w:hint="eastAsia"/>
-              </w:rPr>
-              <w:t>刘圳</w:t>
-            </w:r>
-          </w:p>
-        </w:tc>
-        <w:tc>
-          <w:tcPr>
-            <w:tcW w:w="1044" w:type="dxa"/>
-          </w:tcPr>
-          <w:p>
-            <w:pPr>
-              <w:jc w:val="left"/>
-            </w:pPr>
-            <w:r>
-              <w:rPr>
-                <w:rFonts w:hint="eastAsia"/>
-              </w:rPr>
-              <w:t>9-1</w:t>
-            </w:r>
-          </w:p>
-        </w:tc>
-        <w:tc>
-          <w:tcPr>
-            <w:tcW w:w="1016" w:type="dxa"/>
-          </w:tcPr>
-          <w:p>
-            <w:pPr>
-              <w:jc w:val="left"/>
-            </w:pPr>
-          </w:p>
-        </w:tc>
-        <w:tc>
-          <w:tcPr>
-            <w:tcW w:w="1818" w:type="dxa"/>
-          </w:tcPr>
-          <w:p>
-            <w:pPr>
-              <w:jc w:val="left"/>
-            </w:pPr>
-            <w:r>
-              <w:t>S</w:t>
-            </w:r>
-            <w:r>
-              <w:rPr>
-                <w:rFonts w:hint="eastAsia"/>
-              </w:rPr>
-              <w:t>troy</w:t>
-            </w:r>
-            <w:r>
-              <w:rPr>
-                <w:rFonts w:hint="eastAsia"/>
-              </w:rPr>
-              <w:t>设计与流程图已完成</w:t>
-            </w:r>
-          </w:p>
-          <w:p>
-            <w:pPr>
-              <w:jc w:val="left"/>
-            </w:pPr>
-            <w:r>
-              <w:rPr>
-                <w:rFonts w:hint="eastAsia"/>
-              </w:rPr>
-              <w:t>再进行一次流程的讨论</w:t>
-            </w:r>
-          </w:p>
-          <w:p>
-            <w:pPr>
-              <w:jc w:val="left"/>
-            </w:pPr>
-            <w:r>
-              <w:rPr>
-                <w:rFonts w:hint="eastAsia"/>
-              </w:rPr>
-              <w:t>【挂起】</w:t>
-            </w:r>
-          </w:p>
-        </w:tc>
-      </w:tr>
-      <w:tr>
-        <w:tc>
-          <w:tcPr>
-            <w:tcW w:w="3652" w:type="dxa"/>
-          </w:tcPr>
-          <w:p>
-            <w:pPr>
-              <w:jc w:val="left"/>
-            </w:pPr>
-            <w:r>
-              <w:rPr>
-                <w:rFonts w:hint="eastAsia"/>
-              </w:rPr>
               <w:t>与</w:t>
             </w:r>
+            <w:proofErr w:type="spellStart"/>
             <w:r>
               <w:rPr>
                 <w:rFonts w:hint="eastAsia"/>
               </w:rPr>
               <w:t>MongoDB</w:t>
             </w:r>
+            <w:proofErr w:type="spellEnd"/>
             <w:r>
               <w:rPr>
                 <w:rFonts w:hint="eastAsia"/>
@@ -3018,12 +2974,14 @@
               </w:tabs>
               <w:jc w:val="left"/>
             </w:pPr>
+            <w:proofErr w:type="spellStart"/>
             <w:r>
               <w:rPr>
                 <w:rFonts w:hint="eastAsia"/>
               </w:rPr>
               <w:t>om</w:t>
             </w:r>
+            <w:proofErr w:type="spellEnd"/>
             <w:r>
               <w:rPr>
                 <w:rFonts w:hint="eastAsia"/>
@@ -3110,14 +3068,7 @@
               <w:rPr>
                 <w:rFonts w:hint="eastAsia"/>
               </w:rPr>
-              <w:t>导入导出错误提示优化，增加数据类</w:t>
-            </w:r>
-            <w:r>
-              <w:rPr>
-                <w:rFonts w:hint="eastAsia"/>
-              </w:rPr>
-              <w:lastRenderedPageBreak/>
-              <w:t>型</w:t>
+              <w:t>导入导出错误提示优化，增加数据类型</w:t>
             </w:r>
           </w:p>
         </w:tc>
@@ -3136,7 +3087,6 @@
               <w:rPr>
                 <w:rFonts w:hint="eastAsia"/>
               </w:rPr>
-              <w:lastRenderedPageBreak/>
               <w:t>何嘉文</w:t>
             </w:r>
           </w:p>
@@ -3196,13 +3146,14 @@
               </w:tabs>
               <w:jc w:val="left"/>
             </w:pPr>
-            <w:r>
-              <w:rPr>
-                <w:rFonts w:hint="eastAsia"/>
-              </w:rPr>
-              <w:lastRenderedPageBreak/>
+            <w:proofErr w:type="spellStart"/>
+            <w:r>
+              <w:rPr>
+                <w:rFonts w:hint="eastAsia"/>
+              </w:rPr>
               <w:t>php</w:t>
             </w:r>
+            <w:proofErr w:type="spellEnd"/>
             <w:r>
               <w:rPr>
                 <w:rFonts w:hint="eastAsia"/>
@@ -3301,6 +3252,7 @@
               <w:rPr>
                 <w:rFonts w:hint="eastAsia"/>
               </w:rPr>
+              <w:lastRenderedPageBreak/>
               <w:t>white shark</w:t>
             </w:r>
             <w:r>
@@ -3405,24 +3357,28 @@
               </w:tabs>
               <w:jc w:val="left"/>
             </w:pPr>
+            <w:proofErr w:type="spellStart"/>
             <w:r>
               <w:rPr>
                 <w:rFonts w:hint="eastAsia"/>
               </w:rPr>
               <w:t>cogmos</w:t>
             </w:r>
+            <w:proofErr w:type="spellEnd"/>
             <w:r>
               <w:rPr>
                 <w:rFonts w:hint="eastAsia"/>
               </w:rPr>
               <w:t>对接</w:t>
             </w:r>
+            <w:proofErr w:type="spellStart"/>
             <w:r>
               <w:rPr>
                 <w:rFonts w:hint="eastAsia"/>
               </w:rPr>
               <w:t>sequoiadb</w:t>
             </w:r>
+            <w:proofErr w:type="spellEnd"/>
           </w:p>
           <w:p>
             <w:pPr>
@@ -3455,12 +3411,14 @@
               </w:rPr>
               <w:t>版本与</w:t>
             </w:r>
+            <w:proofErr w:type="spellStart"/>
             <w:r>
               <w:rPr>
                 <w:rFonts w:hint="eastAsia"/>
               </w:rPr>
               <w:t>cogmos</w:t>
             </w:r>
+            <w:proofErr w:type="spellEnd"/>
             <w:r>
               <w:rPr>
                 <w:rFonts w:hint="eastAsia"/>
@@ -3604,12 +3562,14 @@
               </w:tabs>
               <w:jc w:val="left"/>
             </w:pPr>
+            <w:proofErr w:type="spellStart"/>
             <w:r>
               <w:rPr>
                 <w:rFonts w:hint="eastAsia"/>
               </w:rPr>
               <w:t>biginsight</w:t>
             </w:r>
+            <w:proofErr w:type="spellEnd"/>
             <w:r>
               <w:rPr>
                 <w:rFonts w:hint="eastAsia"/>
@@ -3628,12 +3588,14 @@
               </w:rPr>
               <w:t>与</w:t>
             </w:r>
+            <w:proofErr w:type="spellStart"/>
             <w:r>
               <w:rPr>
                 <w:rFonts w:hint="eastAsia"/>
               </w:rPr>
               <w:t>sequoiadb</w:t>
             </w:r>
+            <w:proofErr w:type="spellEnd"/>
             <w:r>
               <w:rPr>
                 <w:rFonts w:hint="eastAsia"/>
@@ -3734,12 +3696,14 @@
               </w:rPr>
               <w:t>与</w:t>
             </w:r>
+            <w:proofErr w:type="spellStart"/>
             <w:r>
               <w:rPr>
                 <w:rFonts w:hint="eastAsia"/>
               </w:rPr>
               <w:t>sequoiadb</w:t>
             </w:r>
+            <w:proofErr w:type="spellEnd"/>
             <w:r>
               <w:rPr>
                 <w:rFonts w:hint="eastAsia"/>
@@ -3828,11 +3792,33 @@
               </w:tabs>
               <w:jc w:val="left"/>
             </w:pPr>
-            <w:r>
-              <w:rPr>
-                <w:rFonts w:hint="eastAsia"/>
-              </w:rPr>
-              <w:t xml:space="preserve">tpch: sequoiadb+pg </w:t>
+            <w:proofErr w:type="spellStart"/>
+            <w:r>
+              <w:rPr>
+                <w:rFonts w:hint="eastAsia"/>
+              </w:rPr>
+              <w:t>tpch</w:t>
+            </w:r>
+            <w:proofErr w:type="spellEnd"/>
+            <w:r>
+              <w:rPr>
+                <w:rFonts w:hint="eastAsia"/>
+              </w:rPr>
+              <w:t xml:space="preserve">: </w:t>
+            </w:r>
+            <w:proofErr w:type="spellStart"/>
+            <w:r>
+              <w:rPr>
+                <w:rFonts w:hint="eastAsia"/>
+              </w:rPr>
+              <w:t>sequoiadb+pg</w:t>
+            </w:r>
+            <w:proofErr w:type="spellEnd"/>
+            <w:r>
+              <w:rPr>
+                <w:rFonts w:hint="eastAsia"/>
+              </w:rPr>
+              <w:t xml:space="preserve"> </w:t>
             </w:r>
             <w:r>
               <w:rPr>
@@ -3928,12 +3914,14 @@
               </w:tabs>
               <w:jc w:val="left"/>
             </w:pPr>
+            <w:proofErr w:type="spellStart"/>
             <w:r>
               <w:rPr>
                 <w:rFonts w:hint="eastAsia"/>
               </w:rPr>
               <w:t>mongodb</w:t>
             </w:r>
+            <w:proofErr w:type="spellEnd"/>
             <w:r>
               <w:rPr>
                 <w:rFonts w:hint="eastAsia"/>
@@ -4414,24 +4402,28 @@
               </w:rPr>
               <w:t>与</w:t>
             </w:r>
+            <w:proofErr w:type="spellStart"/>
             <w:r>
               <w:rPr>
                 <w:rFonts w:hint="eastAsia"/>
               </w:rPr>
               <w:t>MongoDB</w:t>
             </w:r>
+            <w:proofErr w:type="spellEnd"/>
             <w:r>
               <w:rPr>
                 <w:rFonts w:hint="eastAsia"/>
               </w:rPr>
               <w:t>的</w:t>
             </w:r>
+            <w:proofErr w:type="spellStart"/>
             <w:r>
               <w:rPr>
                 <w:rFonts w:hint="eastAsia"/>
               </w:rPr>
               <w:t>bson</w:t>
             </w:r>
+            <w:proofErr w:type="spellEnd"/>
             <w:r>
               <w:rPr>
                 <w:rFonts w:hint="eastAsia"/>
@@ -4730,24 +4722,28 @@
               </w:rPr>
               <w:t>维护</w:t>
             </w:r>
+            <w:proofErr w:type="spellStart"/>
             <w:r>
               <w:rPr>
                 <w:rFonts w:hint="eastAsia"/>
               </w:rPr>
               <w:t>mongodb</w:t>
             </w:r>
+            <w:proofErr w:type="spellEnd"/>
             <w:r>
               <w:rPr>
                 <w:rFonts w:hint="eastAsia"/>
               </w:rPr>
               <w:t>与</w:t>
             </w:r>
+            <w:proofErr w:type="spellStart"/>
             <w:r>
               <w:rPr>
                 <w:rFonts w:hint="eastAsia"/>
               </w:rPr>
               <w:t>sequoiadb</w:t>
             </w:r>
+            <w:proofErr w:type="spellEnd"/>
             <w:r>
               <w:rPr>
                 <w:rFonts w:hint="eastAsia"/>
@@ -4858,8 +4854,16 @@
         <w:rPr>
           <w:rFonts w:hint="eastAsia"/>
         </w:rPr>
-        <w:t xml:space="preserve"> mongodb</w:t>
+        <w:t xml:space="preserve"> </w:t>
       </w:r>
+      <w:proofErr w:type="spellStart"/>
+      <w:r>
+        <w:rPr>
+          <w:rFonts w:hint="eastAsia"/>
+        </w:rPr>
+        <w:t>mongodb</w:t>
+      </w:r>
+      <w:proofErr w:type="spellEnd"/>
       <w:r>
         <w:rPr>
           <w:rFonts w:hint="eastAsia"/>
@@ -5246,7 +5250,6 @@
                 <w:rFonts w:hint="eastAsia"/>
                 <w:color w:val="74D280" w:themeColor="background1" w:themeShade="BF"/>
               </w:rPr>
-              <w:lastRenderedPageBreak/>
               <w:t>1.10</w:t>
             </w:r>
             <w:r>
@@ -5470,6 +5473,7 @@
                 <w:rFonts w:hint="eastAsia"/>
                 <w:color w:val="74D280" w:themeColor="background1" w:themeShade="BF"/>
               </w:rPr>
+              <w:lastRenderedPageBreak/>
               <w:t>正则表达式中以</w:t>
             </w:r>
             <w:r>
@@ -7050,6 +7054,7 @@
                 <w:color w:val="74D280" w:themeColor="background1" w:themeShade="BF"/>
               </w:rPr>
             </w:pPr>
+            <w:proofErr w:type="spellStart"/>
             <w:r>
               <w:rPr>
                 <w:rFonts w:hint="eastAsia"/>
@@ -7057,6 +7062,7 @@
               </w:rPr>
               <w:t>findAndRemove</w:t>
             </w:r>
+            <w:proofErr w:type="spellEnd"/>
             <w:r>
               <w:rPr>
                 <w:rFonts w:hint="eastAsia"/>
@@ -8011,6 +8017,7 @@
               </w:rPr>
               <w:t>与</w:t>
             </w:r>
+            <w:proofErr w:type="spellStart"/>
             <w:r>
               <w:rPr>
                 <w:rFonts w:hint="eastAsia"/>
@@ -8018,6 +8025,7 @@
               </w:rPr>
               <w:t>MongoDB</w:t>
             </w:r>
+            <w:proofErr w:type="spellEnd"/>
             <w:r>
               <w:rPr>
                 <w:rFonts w:hint="eastAsia"/>
@@ -9058,7 +9066,6 @@
                 <w:rFonts w:hint="eastAsia"/>
                 <w:color w:val="C4BC96" w:themeColor="background2" w:themeShade="BF"/>
               </w:rPr>
-              <w:lastRenderedPageBreak/>
               <w:t>java</w:t>
             </w:r>
             <w:r>
@@ -9188,7 +9195,15 @@
                 <w:rFonts w:hint="eastAsia"/>
                 <w:color w:val="C4BC96" w:themeColor="background2" w:themeShade="BF"/>
               </w:rPr>
-              <w:t>的程序写测试程序，发现性能差别不大。</w:t>
+              <w:t>的程序写测试程序，发现性</w:t>
+            </w:r>
+            <w:r>
+              <w:rPr>
+                <w:rFonts w:hint="eastAsia"/>
+                <w:color w:val="C4BC96" w:themeColor="background2" w:themeShade="BF"/>
+              </w:rPr>
+              <w:lastRenderedPageBreak/>
+              <w:t>能差别不大。</w:t>
             </w:r>
           </w:p>
         </w:tc>
@@ -9211,6 +9226,7 @@
                 <w:rFonts w:hint="eastAsia"/>
                 <w:color w:val="C4BC96" w:themeColor="background2" w:themeShade="BF"/>
               </w:rPr>
+              <w:lastRenderedPageBreak/>
               <w:t>对</w:t>
             </w:r>
             <w:r>
